--- a/UseCase description.docx
+++ b/UseCase description.docx
@@ -8,8 +8,13 @@
         <w:spacing w:after="0"/>
       </w:pPr>
       <w:r>
-        <w:t>Mol Sluis / Kl Dessel–Kwaadmechelen</w:t>
-      </w:r>
+        <w:t>Mol Sluis / Kl Dessel–</w:t>
+      </w:r>
+      <w:proofErr w:type="spellStart"/>
+      <w:r>
+        <w:t>Kwaadmechelen</w:t>
+      </w:r>
+      <w:proofErr w:type="spellEnd"/>
     </w:p>
     <w:p>
       <w:pPr>
@@ -30,16 +35,42 @@
         <w:spacing w:before="240"/>
       </w:pPr>
       <w:r>
-        <w:t>At the Mol Sluis station on the Dessel–Kwaadmechelen Canal, two key hydrological parameters — river stage (ts_id: 73617010) and river discharge (ts_id: 73626010) — are continuously monitored by the Flemish Hydrological Information Centre (MOW-HIC). These two datasets describe complementary aspects of the canal’s behavior: the water level (stage) in meters and the flow rate (discharge) in cubic meters per second. Integrating these parameters provides a richer, multidimensional view of the canal’s condition, essential for both operational management and scientific analysis. Each record contains timestamps in UTC, the measured value, station coordinates, and metadata identifying the provider and measurement type. To make the data useful for local operations, timestamps are converted to the Europe/Brussels time zone and harmonized into a uniform 15-minute interval dataset.</w:t>
+        <w:t>At the Mol Sluis station on the Dessel–</w:t>
+      </w:r>
+      <w:proofErr w:type="spellStart"/>
+      <w:r>
+        <w:t>Kwaadmechelen</w:t>
+      </w:r>
+      <w:proofErr w:type="spellEnd"/>
+      <w:r>
+        <w:t xml:space="preserve"> Canal, two key hydrological parameters — river stage (</w:t>
+      </w:r>
+      <w:proofErr w:type="spellStart"/>
+      <w:r>
+        <w:t>ts_id</w:t>
+      </w:r>
+      <w:proofErr w:type="spellEnd"/>
+      <w:r>
+        <w:t>: 73617010) and river discharge (</w:t>
+      </w:r>
+      <w:proofErr w:type="spellStart"/>
+      <w:r>
+        <w:t>ts_id</w:t>
+      </w:r>
+      <w:proofErr w:type="spellEnd"/>
+      <w:r>
+        <w:t>: 73626010) — are continuously monitored by the Flemish Hydrological Information Centre (MOW-HIC). These two datasets describe complementary aspects of the canal’s behavior: the water level (stage) in meters and the flow rate (discharge) in cubic meters per second. Integrating these parameters provides a richer, multidimensional view of the canal’s condition, essential for both operational management and scientific analysis. Each record contains timestamps in UTC, the measured value, station coordinates, and metadata identifying the provider and measurement type. To make the data useful for local operations, timestamps are converted to the Europe/Brussels time zone and harmonized into a uniform 15-minute interval dataset.</w:t>
       </w:r>
     </w:p>
     <w:p>
       <w:r>
         <w:t xml:space="preserve">For a water data scientist, this integrated dataset enables </w:t>
       </w:r>
+      <w:proofErr w:type="gramStart"/>
       <w:r>
         <w:t>a complete</w:t>
       </w:r>
+      <w:proofErr w:type="gramEnd"/>
       <w:r>
         <w:t xml:space="preserve"> monitoring and forecasting workflow. By aligning the stage and discharge data from the same location, the scientist can detect abnormal relationships — for example, sudden increases in water level without corresponding discharge changes, which might indicate a sluice malfunction or obstruction. The dataset also supports short-term forecasting of stage and flow, crucial for navigation safety, sluice operation scheduling, and flood risk management. Using statistical or machine learning models, future water levels and discharges can be predicted up to 72 hours. This helps operators anticipate peak flows, low-water conditions, or abrupt level changes that could affect shipping or infrastructure.</w:t>
       </w:r>
@@ -53,6 +84,216 @@
       </w:r>
       <w:r>
         <w:t xml:space="preserve"> calibration of hydraulic models, and automated alerts for critical thresholds. Ultimately, this unified dataset empowers the water data scientist to deliver insights that improve safety, efficiency, and resilience in the canal’s daily operations.</w:t>
+      </w:r>
+    </w:p>
+    <w:p>
+      <w:pPr>
+        <w:pStyle w:val="Heading1"/>
+        <w:rPr>
+          <w:lang w:val="en-US"/>
+        </w:rPr>
+      </w:pPr>
+      <w:r>
+        <w:rPr>
+          <w:lang w:val="en-US"/>
+        </w:rPr>
+        <w:t>Data parameters</w:t>
+      </w:r>
+    </w:p>
+    <w:p>
+      <w:pPr>
+        <w:pStyle w:val="Heading2"/>
+        <w:numPr>
+          <w:ilvl w:val="0"/>
+          <w:numId w:val="6"/>
+        </w:numPr>
+        <w:rPr>
+          <w:lang w:val="en-US"/>
+        </w:rPr>
+      </w:pPr>
+      <w:r>
+        <w:rPr>
+          <w:lang w:val="en-US"/>
+        </w:rPr>
+        <w:t>River Stage (Water Level)</w:t>
+      </w:r>
+    </w:p>
+    <w:p>
+      <w:r>
+        <w:t>The</w:t>
+      </w:r>
+      <w:r>
+        <w:t xml:space="preserve"> vertical distance from the water's surface to a fixed reference point on the riverbed</w:t>
+      </w:r>
+      <w:r>
+        <w:t>.</w:t>
+      </w:r>
+      <w:r>
+        <w:t xml:space="preserve"> It is often </w:t>
+      </w:r>
+      <w:r>
+        <w:t>measured in meters (m) or feet (ft).</w:t>
+      </w:r>
+      <w:r>
+        <w:t xml:space="preserve"> </w:t>
+      </w:r>
+      <w:r>
+        <w:t xml:space="preserve">It indicates </w:t>
+      </w:r>
+      <w:r>
+        <w:t>if the river is "running high" or "running low."</w:t>
+      </w:r>
+    </w:p>
+    <w:p>
+      <w:pPr>
+        <w:pStyle w:val="Heading2"/>
+        <w:numPr>
+          <w:ilvl w:val="0"/>
+          <w:numId w:val="6"/>
+        </w:numPr>
+        <w:rPr>
+          <w:lang w:val="en-US"/>
+        </w:rPr>
+      </w:pPr>
+      <w:r>
+        <w:rPr>
+          <w:lang w:val="en-US"/>
+        </w:rPr>
+        <w:t>River Discharge (Flow Rate)</w:t>
+      </w:r>
+    </w:p>
+    <w:p>
+      <w:r>
+        <w:t>The amount of water passing through a specific point every second.</w:t>
+      </w:r>
+      <w:r>
+        <w:t xml:space="preserve"> </w:t>
+      </w:r>
+      <w:r>
+        <w:t>It is calculated by multiplying the area of the river (width × depth) by velocity.</w:t>
+      </w:r>
+      <w:r>
+        <w:t xml:space="preserve"> </w:t>
+      </w:r>
+      <w:r>
+        <w:t xml:space="preserve">It is </w:t>
+      </w:r>
+      <w:r>
+        <w:t>measured in cubic meters per second (</w:t>
+      </w:r>
+      <m:oMath>
+        <m:sSup>
+          <m:sSupPr>
+            <m:ctrlPr>
+              <w:rPr>
+                <w:rFonts w:ascii="Cambria Math" w:hAnsi="Cambria Math"/>
+                <w:i/>
+              </w:rPr>
+            </m:ctrlPr>
+          </m:sSupPr>
+          <m:e>
+            <m:r>
+              <w:rPr>
+                <w:rFonts w:ascii="Cambria Math" w:hAnsi="Cambria Math"/>
+              </w:rPr>
+              <m:t>m</m:t>
+            </m:r>
+          </m:e>
+          <m:sup>
+            <m:r>
+              <w:rPr>
+                <w:rFonts w:ascii="Cambria Math" w:hAnsi="Cambria Math"/>
+              </w:rPr>
+              <m:t>3</m:t>
+            </m:r>
+          </m:sup>
+        </m:sSup>
+        <m:r>
+          <w:rPr>
+            <w:rFonts w:ascii="Cambria Math" w:hAnsi="Cambria Math"/>
+          </w:rPr>
+          <m:t>/s</m:t>
+        </m:r>
+      </m:oMath>
+      <w:r>
+        <w:t>) or cubic feet per second (cfs).</w:t>
+      </w:r>
+      <w:r>
+        <w:t xml:space="preserve"> </w:t>
+      </w:r>
+      <w:r>
+        <w:t xml:space="preserve">If </w:t>
+      </w:r>
+      <w:r>
+        <w:t xml:space="preserve">the Stage (height) </w:t>
+      </w:r>
+      <w:r>
+        <w:t>increases, the Discharge (volume) also increases</w:t>
+      </w:r>
+      <w:r>
+        <w:t>.</w:t>
+      </w:r>
+    </w:p>
+    <w:p>
+      <w:pPr>
+        <w:pStyle w:val="Heading2"/>
+        <w:numPr>
+          <w:ilvl w:val="0"/>
+          <w:numId w:val="6"/>
+        </w:numPr>
+        <w:rPr>
+          <w:lang w:val="en-US"/>
+        </w:rPr>
+      </w:pPr>
+      <w:r>
+        <w:rPr>
+          <w:lang w:val="en-US"/>
+        </w:rPr>
+        <w:lastRenderedPageBreak/>
+        <w:t>Discharge Runoff</w:t>
+      </w:r>
+    </w:p>
+    <w:p>
+      <w:r>
+        <w:t>Th</w:t>
+      </w:r>
+      <w:r>
+        <w:t>e</w:t>
+      </w:r>
+      <w:r>
+        <w:t xml:space="preserve"> portion of rain (or snowmelt</w:t>
+      </w:r>
+      <w:r>
+        <w:t>)</w:t>
+      </w:r>
+      <w:r>
+        <w:t xml:space="preserve"> </w:t>
+      </w:r>
+      <w:r>
+        <w:t>didn't soak into the ground but instead "ran off" the surface and into the river.</w:t>
+      </w:r>
+      <w:r>
+        <w:t xml:space="preserve"> It is measured in </w:t>
+      </w:r>
+      <w:r>
+        <w:t xml:space="preserve"> Liters per second (L/s)</w:t>
+      </w:r>
+      <w:r>
+        <w:t>.</w:t>
+      </w:r>
+      <w:r>
+        <w:t xml:space="preserve"> </w:t>
+      </w:r>
+      <w:r>
+        <w:t xml:space="preserve">It </w:t>
+      </w:r>
+      <w:proofErr w:type="gramStart"/>
+      <w:r>
+        <w:t>helps</w:t>
+      </w:r>
+      <w:proofErr w:type="gramEnd"/>
+      <w:r>
+        <w:t xml:space="preserve"> understand how the surrounding land responds to a storm. If the land is paved or saturated, the runoff value will spike after it rains.</w:t>
       </w:r>
     </w:p>
     <w:p>
@@ -143,6 +384,11 @@
       </w:pPr>
       <w:r>
         <w:t>Methods: rainfall–runoff models, statistical regression, or machine learning (e.g., Random Forest, LSTM).</w:t>
+      </w:r>
+    </w:p>
+    <w:p>
+      <w:r>
+        <w:t>Hydrologists use a "Rating Curve" to predict one from the other.</w:t>
       </w:r>
     </w:p>
     <w:p>
@@ -221,34 +467,498 @@
             <w:vAlign w:val="center"/>
           </w:tcPr>
           <w:p>
+            <w:proofErr w:type="spellStart"/>
+            <w:r>
+              <w:rPr>
+                <w:rStyle w:val="Strong"/>
+              </w:rPr>
+              <w:t>ts_id</w:t>
+            </w:r>
+            <w:proofErr w:type="spellEnd"/>
+          </w:p>
+        </w:tc>
+        <w:tc>
+          <w:tcPr>
+            <w:tcW w:w="3081" w:type="dxa"/>
+            <w:vAlign w:val="center"/>
+          </w:tcPr>
+          <w:p>
+            <w:r>
+              <w:t>98536010</w:t>
+            </w:r>
+          </w:p>
+        </w:tc>
+        <w:tc>
+          <w:tcPr>
+            <w:tcW w:w="3081" w:type="dxa"/>
+            <w:vAlign w:val="center"/>
+          </w:tcPr>
+          <w:p>
+            <w:r>
+              <w:t>The unique identifier for this time series (used to distinguish it from others in the database).</w:t>
+            </w:r>
+          </w:p>
+        </w:tc>
+      </w:tr>
+      <w:tr>
+        <w:tc>
+          <w:tcPr>
+            <w:tcW w:w="3080" w:type="dxa"/>
+            <w:vAlign w:val="center"/>
+          </w:tcPr>
+          <w:p>
+            <w:r>
+              <w:rPr>
+                <w:rStyle w:val="Strong"/>
+              </w:rPr>
+              <w:t>timestamp</w:t>
+            </w:r>
+          </w:p>
+        </w:tc>
+        <w:tc>
+          <w:tcPr>
+            <w:tcW w:w="3081" w:type="dxa"/>
+            <w:vAlign w:val="center"/>
+          </w:tcPr>
+          <w:p>
+            <w:r>
+              <w:t>2025-10-28T08:30:00.000Z</w:t>
+            </w:r>
+          </w:p>
+        </w:tc>
+        <w:tc>
+          <w:tcPr>
+            <w:tcW w:w="3081" w:type="dxa"/>
+            <w:vAlign w:val="center"/>
+          </w:tcPr>
+          <w:p>
+            <w:r>
+              <w:t>The exact time the measurement was taken (in UTC, ISO 8601 format).</w:t>
+            </w:r>
+          </w:p>
+        </w:tc>
+      </w:tr>
+      <w:tr>
+        <w:tc>
+          <w:tcPr>
+            <w:tcW w:w="3080" w:type="dxa"/>
+            <w:vAlign w:val="center"/>
+          </w:tcPr>
+          <w:p>
+            <w:proofErr w:type="spellStart"/>
+            <w:r>
+              <w:rPr>
+                <w:rStyle w:val="Strong"/>
+              </w:rPr>
+              <w:t>req_timestamp</w:t>
+            </w:r>
+            <w:proofErr w:type="spellEnd"/>
+          </w:p>
+        </w:tc>
+        <w:tc>
+          <w:tcPr>
+            <w:tcW w:w="3081" w:type="dxa"/>
+            <w:vAlign w:val="center"/>
+          </w:tcPr>
+          <w:p>
+            <w:r>
+              <w:rPr>
+                <w:rStyle w:val="Emphasis"/>
+              </w:rPr>
+              <w:t>(empty)</w:t>
+            </w:r>
+          </w:p>
+        </w:tc>
+        <w:tc>
+          <w:tcPr>
+            <w:tcW w:w="3081" w:type="dxa"/>
+            <w:vAlign w:val="center"/>
+          </w:tcPr>
+          <w:p>
+            <w:r>
+              <w:t>Likely used to record when the data was requested or received. It’s empty here.</w:t>
+            </w:r>
+          </w:p>
+        </w:tc>
+      </w:tr>
+      <w:tr>
+        <w:tc>
+          <w:tcPr>
+            <w:tcW w:w="3080" w:type="dxa"/>
+            <w:vAlign w:val="center"/>
+          </w:tcPr>
+          <w:p>
+            <w:proofErr w:type="spellStart"/>
+            <w:r>
+              <w:rPr>
+                <w:rStyle w:val="Strong"/>
+              </w:rPr>
+              <w:t>ts_value</w:t>
+            </w:r>
+            <w:proofErr w:type="spellEnd"/>
+          </w:p>
+        </w:tc>
+        <w:tc>
+          <w:tcPr>
+            <w:tcW w:w="3081" w:type="dxa"/>
+            <w:vAlign w:val="center"/>
+          </w:tcPr>
+          <w:p>
+            <w:r>
+              <w:t>4.57</w:t>
+            </w:r>
+          </w:p>
+        </w:tc>
+        <w:tc>
+          <w:tcPr>
+            <w:tcW w:w="3081" w:type="dxa"/>
+            <w:vAlign w:val="center"/>
+          </w:tcPr>
+          <w:p>
+            <w:r>
+              <w:t>The measured value — in this case, 4.57 meters.</w:t>
+            </w:r>
+          </w:p>
+        </w:tc>
+      </w:tr>
+      <w:tr>
+        <w:tc>
+          <w:tcPr>
+            <w:tcW w:w="3080" w:type="dxa"/>
+            <w:vAlign w:val="center"/>
+          </w:tcPr>
+          <w:p>
+            <w:proofErr w:type="spellStart"/>
+            <w:r>
+              <w:rPr>
+                <w:rStyle w:val="Strong"/>
+              </w:rPr>
+              <w:t>station_latitude</w:t>
+            </w:r>
+            <w:proofErr w:type="spellEnd"/>
+          </w:p>
+        </w:tc>
+        <w:tc>
+          <w:tcPr>
+            <w:tcW w:w="3081" w:type="dxa"/>
+            <w:vAlign w:val="center"/>
+          </w:tcPr>
+          <w:p>
+            <w:r>
+              <w:t>51.1983396964869</w:t>
+            </w:r>
+          </w:p>
+        </w:tc>
+        <w:tc>
+          <w:tcPr>
+            <w:tcW w:w="3081" w:type="dxa"/>
+            <w:vAlign w:val="center"/>
+          </w:tcPr>
+          <w:p>
+            <w:r>
+              <w:t>Latitude of the measuring station (in decimal degrees).</w:t>
+            </w:r>
+          </w:p>
+        </w:tc>
+      </w:tr>
+      <w:tr>
+        <w:tc>
+          <w:tcPr>
+            <w:tcW w:w="3080" w:type="dxa"/>
+            <w:vAlign w:val="center"/>
+          </w:tcPr>
+          <w:p>
+            <w:proofErr w:type="spellStart"/>
+            <w:r>
+              <w:rPr>
+                <w:rStyle w:val="Strong"/>
+              </w:rPr>
+              <w:t>station_longitude</w:t>
+            </w:r>
+            <w:proofErr w:type="spellEnd"/>
+          </w:p>
+        </w:tc>
+        <w:tc>
+          <w:tcPr>
+            <w:tcW w:w="3081" w:type="dxa"/>
+            <w:vAlign w:val="center"/>
+          </w:tcPr>
+          <w:p>
+            <w:r>
+              <w:t>3.80050336467076</w:t>
+            </w:r>
+          </w:p>
+        </w:tc>
+        <w:tc>
+          <w:tcPr>
+            <w:tcW w:w="3081" w:type="dxa"/>
+            <w:vAlign w:val="center"/>
+          </w:tcPr>
+          <w:p>
+            <w:r>
+              <w:t>Longitude of the measuring station.</w:t>
+            </w:r>
+          </w:p>
+        </w:tc>
+      </w:tr>
+      <w:tr>
+        <w:tc>
+          <w:tcPr>
+            <w:tcW w:w="3080" w:type="dxa"/>
+            <w:vAlign w:val="center"/>
+          </w:tcPr>
+          <w:p>
+            <w:proofErr w:type="spellStart"/>
+            <w:r>
+              <w:rPr>
+                <w:rStyle w:val="Strong"/>
+              </w:rPr>
+              <w:t>ts_name</w:t>
+            </w:r>
+            <w:proofErr w:type="spellEnd"/>
+          </w:p>
+        </w:tc>
+        <w:tc>
+          <w:tcPr>
+            <w:tcW w:w="3081" w:type="dxa"/>
+            <w:vAlign w:val="center"/>
+          </w:tcPr>
+          <w:p>
+            <w:proofErr w:type="spellStart"/>
+            <w:r>
+              <w:t>Pv</w:t>
+            </w:r>
+            <w:proofErr w:type="spellEnd"/>
+          </w:p>
+        </w:tc>
+        <w:tc>
+          <w:tcPr>
+            <w:tcW w:w="3081" w:type="dxa"/>
+            <w:vAlign w:val="center"/>
+          </w:tcPr>
+          <w:p>
+            <w:r>
+              <w:t>Short name for the time series (possibly a sensor or parameter code).</w:t>
+            </w:r>
+          </w:p>
+        </w:tc>
+      </w:tr>
+      <w:tr>
+        <w:tc>
+          <w:tcPr>
+            <w:tcW w:w="3080" w:type="dxa"/>
+            <w:vAlign w:val="center"/>
+          </w:tcPr>
+          <w:p>
+            <w:proofErr w:type="spellStart"/>
+            <w:r>
+              <w:rPr>
+                <w:rStyle w:val="Strong"/>
+              </w:rPr>
+              <w:t>ts_shortname</w:t>
+            </w:r>
+            <w:proofErr w:type="spellEnd"/>
+          </w:p>
+        </w:tc>
+        <w:tc>
+          <w:tcPr>
+            <w:tcW w:w="3081" w:type="dxa"/>
+            <w:vAlign w:val="center"/>
+          </w:tcPr>
+          <w:p>
+            <w:proofErr w:type="spellStart"/>
+            <w:r>
+              <w:t>Cmd.Abs.Pv</w:t>
+            </w:r>
+            <w:proofErr w:type="spellEnd"/>
+          </w:p>
+        </w:tc>
+        <w:tc>
+          <w:tcPr>
+            <w:tcW w:w="3081" w:type="dxa"/>
+            <w:vAlign w:val="center"/>
+          </w:tcPr>
+          <w:p>
+            <w:r>
+              <w:t>A concise technical name — “Command Absolute PV” or similar (depends on the system).</w:t>
+            </w:r>
+          </w:p>
+        </w:tc>
+      </w:tr>
+      <w:tr>
+        <w:tc>
+          <w:tcPr>
+            <w:tcW w:w="3080" w:type="dxa"/>
+            <w:vAlign w:val="center"/>
+          </w:tcPr>
+          <w:p>
+            <w:proofErr w:type="spellStart"/>
+            <w:r>
+              <w:rPr>
+                <w:rStyle w:val="Strong"/>
+              </w:rPr>
+              <w:t>station_no</w:t>
+            </w:r>
+            <w:proofErr w:type="spellEnd"/>
+          </w:p>
+        </w:tc>
+        <w:tc>
+          <w:tcPr>
+            <w:tcW w:w="3081" w:type="dxa"/>
+            <w:vAlign w:val="center"/>
+          </w:tcPr>
+          <w:p>
+            <w:r>
+              <w:t>kgt04a-1066</w:t>
+            </w:r>
+          </w:p>
+        </w:tc>
+        <w:tc>
+          <w:tcPr>
+            <w:tcW w:w="3081" w:type="dxa"/>
+            <w:vAlign w:val="center"/>
+          </w:tcPr>
+          <w:p>
+            <w:r>
+              <w:t>Station’s unique code within the system.</w:t>
+            </w:r>
+          </w:p>
+        </w:tc>
+      </w:tr>
+      <w:tr>
+        <w:tc>
+          <w:tcPr>
+            <w:tcW w:w="3080" w:type="dxa"/>
+            <w:vAlign w:val="center"/>
+          </w:tcPr>
+          <w:p>
+            <w:proofErr w:type="spellStart"/>
+            <w:r>
+              <w:rPr>
+                <w:rStyle w:val="Strong"/>
+              </w:rPr>
+              <w:t>station_id</w:t>
+            </w:r>
+            <w:proofErr w:type="spellEnd"/>
+          </w:p>
+        </w:tc>
+        <w:tc>
+          <w:tcPr>
+            <w:tcW w:w="3081" w:type="dxa"/>
+            <w:vAlign w:val="center"/>
+          </w:tcPr>
+          <w:p>
+            <w:r>
+              <w:t>156346</w:t>
+            </w:r>
+          </w:p>
+        </w:tc>
+        <w:tc>
+          <w:tcPr>
+            <w:tcW w:w="3081" w:type="dxa"/>
+            <w:vAlign w:val="center"/>
+          </w:tcPr>
+          <w:p>
+            <w:r>
+              <w:t>Numerical ID for the station (database key).</w:t>
+            </w:r>
+          </w:p>
+        </w:tc>
+      </w:tr>
+      <w:tr>
+        <w:tc>
+          <w:tcPr>
+            <w:tcW w:w="3080" w:type="dxa"/>
+            <w:vAlign w:val="center"/>
+          </w:tcPr>
+          <w:p>
+            <w:proofErr w:type="spellStart"/>
+            <w:r>
+              <w:rPr>
+                <w:rStyle w:val="Strong"/>
+              </w:rPr>
+              <w:t>station_name</w:t>
+            </w:r>
+            <w:proofErr w:type="spellEnd"/>
+          </w:p>
+        </w:tc>
+        <w:tc>
+          <w:tcPr>
+            <w:tcW w:w="3081" w:type="dxa"/>
+            <w:vAlign w:val="center"/>
+          </w:tcPr>
+          <w:p>
+            <w:proofErr w:type="spellStart"/>
+            <w:r>
+              <w:t>Zelzate</w:t>
+            </w:r>
+            <w:proofErr w:type="spellEnd"/>
+            <w:r>
+              <w:t>/Kl Gent-Terneuzen</w:t>
+            </w:r>
+          </w:p>
+        </w:tc>
+        <w:tc>
+          <w:tcPr>
+            <w:tcW w:w="3081" w:type="dxa"/>
+            <w:vAlign w:val="center"/>
+          </w:tcPr>
+          <w:p>
+            <w:r>
+              <w:t xml:space="preserve">The name of the monitoring station (in this case, near </w:t>
+            </w:r>
+            <w:proofErr w:type="spellStart"/>
+            <w:r>
+              <w:t>Zelzate</w:t>
+            </w:r>
+            <w:proofErr w:type="spellEnd"/>
+            <w:r>
+              <w:t xml:space="preserve">, Belgium, along the </w:t>
+            </w:r>
+            <w:r>
+              <w:lastRenderedPageBreak/>
+              <w:t>Ghent–Terneuzen Canal).</w:t>
+            </w:r>
+          </w:p>
+        </w:tc>
+      </w:tr>
+      <w:tr>
+        <w:tc>
+          <w:tcPr>
+            <w:tcW w:w="3080" w:type="dxa"/>
+            <w:vAlign w:val="center"/>
+          </w:tcPr>
+          <w:p>
+            <w:proofErr w:type="spellStart"/>
             <w:r>
               <w:rPr>
                 <w:rStyle w:val="Strong"/>
               </w:rPr>
               <w:lastRenderedPageBreak/>
-              <w:t>ts_id</w:t>
-            </w:r>
-          </w:p>
-        </w:tc>
-        <w:tc>
-          <w:tcPr>
-            <w:tcW w:w="3081" w:type="dxa"/>
-            <w:vAlign w:val="center"/>
-          </w:tcPr>
-          <w:p>
-            <w:r>
-              <w:t>98536010</w:t>
-            </w:r>
-          </w:p>
-        </w:tc>
-        <w:tc>
-          <w:tcPr>
-            <w:tcW w:w="3081" w:type="dxa"/>
-            <w:vAlign w:val="center"/>
-          </w:tcPr>
-          <w:p>
-            <w:r>
-              <w:t>The unique identifier for this time series (used to distinguish it from others in the database).</w:t>
+              <w:t>stationparameter_name</w:t>
+            </w:r>
+            <w:proofErr w:type="spellEnd"/>
+          </w:p>
+        </w:tc>
+        <w:tc>
+          <w:tcPr>
+            <w:tcW w:w="3081" w:type="dxa"/>
+            <w:vAlign w:val="center"/>
+          </w:tcPr>
+          <w:p>
+            <w:r>
+              <w:t>H</w:t>
+            </w:r>
+          </w:p>
+        </w:tc>
+        <w:tc>
+          <w:tcPr>
+            <w:tcW w:w="3081" w:type="dxa"/>
+            <w:vAlign w:val="center"/>
+          </w:tcPr>
+          <w:p>
+            <w:r>
+              <w:t>The parameter code (here, “H” stands for Water Level / Stage Height).</w:t>
             </w:r>
           </w:p>
         </w:tc>
@@ -260,433 +970,14 @@
             <w:vAlign w:val="center"/>
           </w:tcPr>
           <w:p>
-            <w:r>
-              <w:rPr>
-                <w:rStyle w:val="Strong"/>
-              </w:rPr>
-              <w:t>timestamp</w:t>
-            </w:r>
-          </w:p>
-        </w:tc>
-        <w:tc>
-          <w:tcPr>
-            <w:tcW w:w="3081" w:type="dxa"/>
-            <w:vAlign w:val="center"/>
-          </w:tcPr>
-          <w:p>
-            <w:r>
-              <w:t>2025-10-28T08:30:00.000Z</w:t>
-            </w:r>
-          </w:p>
-        </w:tc>
-        <w:tc>
-          <w:tcPr>
-            <w:tcW w:w="3081" w:type="dxa"/>
-            <w:vAlign w:val="center"/>
-          </w:tcPr>
-          <w:p>
-            <w:r>
-              <w:t>The exact time the measurement was taken (in UTC, ISO 8601 format).</w:t>
-            </w:r>
-          </w:p>
-        </w:tc>
-      </w:tr>
-      <w:tr>
-        <w:tc>
-          <w:tcPr>
-            <w:tcW w:w="3080" w:type="dxa"/>
-            <w:vAlign w:val="center"/>
-          </w:tcPr>
-          <w:p>
-            <w:r>
-              <w:rPr>
-                <w:rStyle w:val="Strong"/>
-              </w:rPr>
-              <w:t>req_timestamp</w:t>
-            </w:r>
-          </w:p>
-        </w:tc>
-        <w:tc>
-          <w:tcPr>
-            <w:tcW w:w="3081" w:type="dxa"/>
-            <w:vAlign w:val="center"/>
-          </w:tcPr>
-          <w:p>
-            <w:r>
-              <w:rPr>
-                <w:rStyle w:val="Emphasis"/>
-              </w:rPr>
-              <w:t>(empty)</w:t>
-            </w:r>
-          </w:p>
-        </w:tc>
-        <w:tc>
-          <w:tcPr>
-            <w:tcW w:w="3081" w:type="dxa"/>
-            <w:vAlign w:val="center"/>
-          </w:tcPr>
-          <w:p>
-            <w:r>
-              <w:t>Likely used to record when the data was requested or received. It’s empty here.</w:t>
-            </w:r>
-          </w:p>
-        </w:tc>
-      </w:tr>
-      <w:tr>
-        <w:tc>
-          <w:tcPr>
-            <w:tcW w:w="3080" w:type="dxa"/>
-            <w:vAlign w:val="center"/>
-          </w:tcPr>
-          <w:p>
-            <w:r>
-              <w:rPr>
-                <w:rStyle w:val="Strong"/>
-              </w:rPr>
-              <w:t>ts_value</w:t>
-            </w:r>
-          </w:p>
-        </w:tc>
-        <w:tc>
-          <w:tcPr>
-            <w:tcW w:w="3081" w:type="dxa"/>
-            <w:vAlign w:val="center"/>
-          </w:tcPr>
-          <w:p>
-            <w:r>
-              <w:t>4.57</w:t>
-            </w:r>
-          </w:p>
-        </w:tc>
-        <w:tc>
-          <w:tcPr>
-            <w:tcW w:w="3081" w:type="dxa"/>
-            <w:vAlign w:val="center"/>
-          </w:tcPr>
-          <w:p>
-            <w:r>
-              <w:t>The measured value — in this case, 4.57 meters.</w:t>
-            </w:r>
-          </w:p>
-        </w:tc>
-      </w:tr>
-      <w:tr>
-        <w:tc>
-          <w:tcPr>
-            <w:tcW w:w="3080" w:type="dxa"/>
-            <w:vAlign w:val="center"/>
-          </w:tcPr>
-          <w:p>
-            <w:r>
-              <w:rPr>
-                <w:rStyle w:val="Strong"/>
-              </w:rPr>
-              <w:t>station_latitude</w:t>
-            </w:r>
-          </w:p>
-        </w:tc>
-        <w:tc>
-          <w:tcPr>
-            <w:tcW w:w="3081" w:type="dxa"/>
-            <w:vAlign w:val="center"/>
-          </w:tcPr>
-          <w:p>
-            <w:r>
-              <w:t>51.1983396964869</w:t>
-            </w:r>
-          </w:p>
-        </w:tc>
-        <w:tc>
-          <w:tcPr>
-            <w:tcW w:w="3081" w:type="dxa"/>
-            <w:vAlign w:val="center"/>
-          </w:tcPr>
-          <w:p>
-            <w:r>
-              <w:t>Latitude of the measuring station (in decimal degrees).</w:t>
-            </w:r>
-          </w:p>
-        </w:tc>
-      </w:tr>
-      <w:tr>
-        <w:tc>
-          <w:tcPr>
-            <w:tcW w:w="3080" w:type="dxa"/>
-            <w:vAlign w:val="center"/>
-          </w:tcPr>
-          <w:p>
-            <w:r>
-              <w:rPr>
-                <w:rStyle w:val="Strong"/>
-              </w:rPr>
-              <w:t>station_longitude</w:t>
-            </w:r>
-          </w:p>
-        </w:tc>
-        <w:tc>
-          <w:tcPr>
-            <w:tcW w:w="3081" w:type="dxa"/>
-            <w:vAlign w:val="center"/>
-          </w:tcPr>
-          <w:p>
-            <w:r>
-              <w:t>3.80050336467076</w:t>
-            </w:r>
-          </w:p>
-        </w:tc>
-        <w:tc>
-          <w:tcPr>
-            <w:tcW w:w="3081" w:type="dxa"/>
-            <w:vAlign w:val="center"/>
-          </w:tcPr>
-          <w:p>
-            <w:r>
-              <w:t>Longitude of the measuring station.</w:t>
-            </w:r>
-          </w:p>
-        </w:tc>
-      </w:tr>
-      <w:tr>
-        <w:tc>
-          <w:tcPr>
-            <w:tcW w:w="3080" w:type="dxa"/>
-            <w:vAlign w:val="center"/>
-          </w:tcPr>
-          <w:p>
-            <w:r>
-              <w:rPr>
-                <w:rStyle w:val="Strong"/>
-              </w:rPr>
-              <w:t>ts_name</w:t>
-            </w:r>
-          </w:p>
-        </w:tc>
-        <w:tc>
-          <w:tcPr>
-            <w:tcW w:w="3081" w:type="dxa"/>
-            <w:vAlign w:val="center"/>
-          </w:tcPr>
-          <w:p>
-            <w:r>
-              <w:t>Pv</w:t>
-            </w:r>
-          </w:p>
-        </w:tc>
-        <w:tc>
-          <w:tcPr>
-            <w:tcW w:w="3081" w:type="dxa"/>
-            <w:vAlign w:val="center"/>
-          </w:tcPr>
-          <w:p>
-            <w:r>
-              <w:t>Short name for the time series (possibly a sensor or parameter code).</w:t>
-            </w:r>
-          </w:p>
-        </w:tc>
-      </w:tr>
-      <w:tr>
-        <w:tc>
-          <w:tcPr>
-            <w:tcW w:w="3080" w:type="dxa"/>
-            <w:vAlign w:val="center"/>
-          </w:tcPr>
-          <w:p>
-            <w:r>
-              <w:rPr>
-                <w:rStyle w:val="Strong"/>
-              </w:rPr>
-              <w:t>ts_shortname</w:t>
-            </w:r>
-          </w:p>
-        </w:tc>
-        <w:tc>
-          <w:tcPr>
-            <w:tcW w:w="3081" w:type="dxa"/>
-            <w:vAlign w:val="center"/>
-          </w:tcPr>
-          <w:p>
-            <w:r>
-              <w:t>Cmd.Abs.Pv</w:t>
-            </w:r>
-          </w:p>
-        </w:tc>
-        <w:tc>
-          <w:tcPr>
-            <w:tcW w:w="3081" w:type="dxa"/>
-            <w:vAlign w:val="center"/>
-          </w:tcPr>
-          <w:p>
-            <w:r>
-              <w:t>A concise technical name — “Command Absolute PV” or similar (depends on the system).</w:t>
-            </w:r>
-          </w:p>
-        </w:tc>
-      </w:tr>
-      <w:tr>
-        <w:tc>
-          <w:tcPr>
-            <w:tcW w:w="3080" w:type="dxa"/>
-            <w:vAlign w:val="center"/>
-          </w:tcPr>
-          <w:p>
-            <w:r>
-              <w:rPr>
-                <w:rStyle w:val="Strong"/>
-              </w:rPr>
-              <w:t>station_no</w:t>
-            </w:r>
-          </w:p>
-        </w:tc>
-        <w:tc>
-          <w:tcPr>
-            <w:tcW w:w="3081" w:type="dxa"/>
-            <w:vAlign w:val="center"/>
-          </w:tcPr>
-          <w:p>
-            <w:r>
-              <w:t>kgt04a-1066</w:t>
-            </w:r>
-          </w:p>
-        </w:tc>
-        <w:tc>
-          <w:tcPr>
-            <w:tcW w:w="3081" w:type="dxa"/>
-            <w:vAlign w:val="center"/>
-          </w:tcPr>
-          <w:p>
-            <w:r>
-              <w:t>Station’s unique code within the system.</w:t>
-            </w:r>
-          </w:p>
-        </w:tc>
-      </w:tr>
-      <w:tr>
-        <w:tc>
-          <w:tcPr>
-            <w:tcW w:w="3080" w:type="dxa"/>
-            <w:vAlign w:val="center"/>
-          </w:tcPr>
-          <w:p>
-            <w:r>
-              <w:rPr>
-                <w:rStyle w:val="Strong"/>
-              </w:rPr>
-              <w:t>station_id</w:t>
-            </w:r>
-          </w:p>
-        </w:tc>
-        <w:tc>
-          <w:tcPr>
-            <w:tcW w:w="3081" w:type="dxa"/>
-            <w:vAlign w:val="center"/>
-          </w:tcPr>
-          <w:p>
-            <w:r>
-              <w:t>156346</w:t>
-            </w:r>
-          </w:p>
-        </w:tc>
-        <w:tc>
-          <w:tcPr>
-            <w:tcW w:w="3081" w:type="dxa"/>
-            <w:vAlign w:val="center"/>
-          </w:tcPr>
-          <w:p>
-            <w:r>
-              <w:t>Numerical ID for the station (database key).</w:t>
-            </w:r>
-          </w:p>
-        </w:tc>
-      </w:tr>
-      <w:tr>
-        <w:tc>
-          <w:tcPr>
-            <w:tcW w:w="3080" w:type="dxa"/>
-            <w:vAlign w:val="center"/>
-          </w:tcPr>
-          <w:p>
-            <w:r>
-              <w:rPr>
-                <w:rStyle w:val="Strong"/>
-              </w:rPr>
-              <w:t>station_name</w:t>
-            </w:r>
-          </w:p>
-        </w:tc>
-        <w:tc>
-          <w:tcPr>
-            <w:tcW w:w="3081" w:type="dxa"/>
-            <w:vAlign w:val="center"/>
-          </w:tcPr>
-          <w:p>
-            <w:r>
-              <w:t>Zelzate/Kl Gent-Terneuzen</w:t>
-            </w:r>
-          </w:p>
-        </w:tc>
-        <w:tc>
-          <w:tcPr>
-            <w:tcW w:w="3081" w:type="dxa"/>
-            <w:vAlign w:val="center"/>
-          </w:tcPr>
-          <w:p>
-            <w:r>
-              <w:t>The name of the monitoring station (in this case, near Zelzate, Belgium, along the Ghent–Terneuzen Canal).</w:t>
-            </w:r>
-          </w:p>
-        </w:tc>
-      </w:tr>
-      <w:tr>
-        <w:tc>
-          <w:tcPr>
-            <w:tcW w:w="3080" w:type="dxa"/>
-            <w:vAlign w:val="center"/>
-          </w:tcPr>
-          <w:p>
-            <w:r>
-              <w:rPr>
-                <w:rStyle w:val="Strong"/>
-              </w:rPr>
-              <w:t>stationparameter_name</w:t>
-            </w:r>
-          </w:p>
-        </w:tc>
-        <w:tc>
-          <w:tcPr>
-            <w:tcW w:w="3081" w:type="dxa"/>
-            <w:vAlign w:val="center"/>
-          </w:tcPr>
-          <w:p>
-            <w:r>
-              <w:t>H</w:t>
-            </w:r>
-          </w:p>
-        </w:tc>
-        <w:tc>
-          <w:tcPr>
-            <w:tcW w:w="3081" w:type="dxa"/>
-            <w:vAlign w:val="center"/>
-          </w:tcPr>
-          <w:p>
-            <w:r>
-              <w:t>The parameter code (here, “H” stands for Water Level / Stage Height).</w:t>
-            </w:r>
-          </w:p>
-        </w:tc>
-      </w:tr>
-      <w:tr>
-        <w:tc>
-          <w:tcPr>
-            <w:tcW w:w="3080" w:type="dxa"/>
-            <w:vAlign w:val="center"/>
-          </w:tcPr>
-          <w:p>
+            <w:proofErr w:type="spellStart"/>
             <w:r>
               <w:rPr>
                 <w:rStyle w:val="Strong"/>
               </w:rPr>
               <w:t>stationparameter_no</w:t>
             </w:r>
+            <w:proofErr w:type="spellEnd"/>
           </w:p>
         </w:tc>
         <w:tc>
@@ -719,12 +1010,14 @@
             <w:vAlign w:val="center"/>
           </w:tcPr>
           <w:p>
+            <w:proofErr w:type="spellStart"/>
             <w:r>
               <w:rPr>
                 <w:rStyle w:val="Strong"/>
               </w:rPr>
               <w:t>stationparameter_longname</w:t>
             </w:r>
+            <w:proofErr w:type="spellEnd"/>
           </w:p>
         </w:tc>
         <w:tc>
@@ -757,12 +1050,14 @@
             <w:vAlign w:val="center"/>
           </w:tcPr>
           <w:p>
+            <w:proofErr w:type="spellStart"/>
             <w:r>
               <w:rPr>
                 <w:rStyle w:val="Strong"/>
               </w:rPr>
               <w:t>ts_unitname</w:t>
             </w:r>
+            <w:proofErr w:type="spellEnd"/>
           </w:p>
         </w:tc>
         <w:tc>
@@ -795,12 +1090,14 @@
             <w:vAlign w:val="center"/>
           </w:tcPr>
           <w:p>
+            <w:proofErr w:type="spellStart"/>
             <w:r>
               <w:rPr>
                 <w:rStyle w:val="Strong"/>
               </w:rPr>
               <w:t>ts_unitsymbol</w:t>
             </w:r>
+            <w:proofErr w:type="spellEnd"/>
           </w:p>
         </w:tc>
         <w:tc>
@@ -833,12 +1130,14 @@
             <w:vAlign w:val="center"/>
           </w:tcPr>
           <w:p>
+            <w:proofErr w:type="spellStart"/>
             <w:r>
               <w:rPr>
                 <w:rStyle w:val="Strong"/>
               </w:rPr>
               <w:t>parametertype_id</w:t>
             </w:r>
+            <w:proofErr w:type="spellEnd"/>
           </w:p>
         </w:tc>
         <w:tc>
@@ -871,12 +1170,14 @@
             <w:vAlign w:val="center"/>
           </w:tcPr>
           <w:p>
+            <w:proofErr w:type="spellStart"/>
             <w:r>
               <w:rPr>
                 <w:rStyle w:val="Strong"/>
               </w:rPr>
               <w:t>parametertype_name</w:t>
             </w:r>
+            <w:proofErr w:type="spellEnd"/>
           </w:p>
         </w:tc>
         <w:tc>
@@ -909,23 +1210,35 @@
             <w:vAlign w:val="center"/>
           </w:tcPr>
           <w:p>
+            <w:proofErr w:type="spellStart"/>
             <w:r>
               <w:rPr>
                 <w:rStyle w:val="Strong"/>
               </w:rPr>
               <w:t>ts_path</w:t>
             </w:r>
-          </w:p>
-        </w:tc>
-        <w:tc>
-          <w:tcPr>
-            <w:tcW w:w="3081" w:type="dxa"/>
-            <w:vAlign w:val="center"/>
-          </w:tcPr>
-          <w:p>
-            <w:r>
-              <w:t>Zelzate/kgt04a-1066/H/Cmd.Abs.Pv</w:t>
-            </w:r>
+            <w:proofErr w:type="spellEnd"/>
+          </w:p>
+        </w:tc>
+        <w:tc>
+          <w:tcPr>
+            <w:tcW w:w="3081" w:type="dxa"/>
+            <w:vAlign w:val="center"/>
+          </w:tcPr>
+          <w:p>
+            <w:proofErr w:type="spellStart"/>
+            <w:r>
+              <w:t>Zelzate</w:t>
+            </w:r>
+            <w:proofErr w:type="spellEnd"/>
+            <w:r>
+              <w:t>/kgt04a-1066/H/</w:t>
+            </w:r>
+            <w:proofErr w:type="spellStart"/>
+            <w:r>
+              <w:t>Cmd.Abs.Pv</w:t>
+            </w:r>
+            <w:proofErr w:type="spellEnd"/>
           </w:p>
         </w:tc>
         <w:tc>
@@ -947,12 +1260,14 @@
             <w:vAlign w:val="center"/>
           </w:tcPr>
           <w:p>
+            <w:proofErr w:type="spellStart"/>
             <w:r>
               <w:rPr>
                 <w:rStyle w:val="Strong"/>
               </w:rPr>
               <w:t>dataprovider</w:t>
             </w:r>
+            <w:proofErr w:type="spellEnd"/>
           </w:p>
         </w:tc>
         <w:tc>
@@ -973,7 +1288,15 @@
           </w:tcPr>
           <w:p>
             <w:r>
-              <w:t>The organization providing the data. “MOW-HIC” stands for Flemish Ministry of Mobility and Public Works – Hydrologisch Informatiecentrum.</w:t>
+              <w:t xml:space="preserve">The organization </w:t>
+            </w:r>
+            <w:proofErr w:type="gramStart"/>
+            <w:r>
+              <w:t>providing</w:t>
+            </w:r>
+            <w:proofErr w:type="gramEnd"/>
+            <w:r>
+              <w:t xml:space="preserve"> the data. “MOW-HIC” stands for Flemish Ministry of Mobility and Public Works – Hydrologisch Informatiecentrum.</w:t>
             </w:r>
           </w:p>
         </w:tc>
@@ -1291,6 +1614,92 @@
     </w:lvl>
   </w:abstractNum>
   <w:abstractNum w:abstractNumId="2" w15:restartNumberingAfterBreak="0">
+    <w:nsid w:val="40FD5B99"/>
+    <w:multiLevelType w:val="hybridMultilevel"/>
+    <w:tmpl w:val="989E6FE2"/>
+    <w:lvl w:ilvl="0" w:tplc="0409000F">
+      <w:start w:val="1"/>
+      <w:numFmt w:val="decimal"/>
+      <w:lvlText w:val="%1."/>
+      <w:lvlJc w:val="left"/>
+      <w:pPr>
+        <w:ind w:left="720" w:hanging="360"/>
+      </w:pPr>
+    </w:lvl>
+    <w:lvl w:ilvl="1" w:tplc="04090019" w:tentative="1">
+      <w:start w:val="1"/>
+      <w:numFmt w:val="lowerLetter"/>
+      <w:lvlText w:val="%2."/>
+      <w:lvlJc w:val="left"/>
+      <w:pPr>
+        <w:ind w:left="1440" w:hanging="360"/>
+      </w:pPr>
+    </w:lvl>
+    <w:lvl w:ilvl="2" w:tplc="0409001B" w:tentative="1">
+      <w:start w:val="1"/>
+      <w:numFmt w:val="lowerRoman"/>
+      <w:lvlText w:val="%3."/>
+      <w:lvlJc w:val="right"/>
+      <w:pPr>
+        <w:ind w:left="2160" w:hanging="180"/>
+      </w:pPr>
+    </w:lvl>
+    <w:lvl w:ilvl="3" w:tplc="0409000F" w:tentative="1">
+      <w:start w:val="1"/>
+      <w:numFmt w:val="decimal"/>
+      <w:lvlText w:val="%4."/>
+      <w:lvlJc w:val="left"/>
+      <w:pPr>
+        <w:ind w:left="2880" w:hanging="360"/>
+      </w:pPr>
+    </w:lvl>
+    <w:lvl w:ilvl="4" w:tplc="04090019" w:tentative="1">
+      <w:start w:val="1"/>
+      <w:numFmt w:val="lowerLetter"/>
+      <w:lvlText w:val="%5."/>
+      <w:lvlJc w:val="left"/>
+      <w:pPr>
+        <w:ind w:left="3600" w:hanging="360"/>
+      </w:pPr>
+    </w:lvl>
+    <w:lvl w:ilvl="5" w:tplc="0409001B" w:tentative="1">
+      <w:start w:val="1"/>
+      <w:numFmt w:val="lowerRoman"/>
+      <w:lvlText w:val="%6."/>
+      <w:lvlJc w:val="right"/>
+      <w:pPr>
+        <w:ind w:left="4320" w:hanging="180"/>
+      </w:pPr>
+    </w:lvl>
+    <w:lvl w:ilvl="6" w:tplc="0409000F" w:tentative="1">
+      <w:start w:val="1"/>
+      <w:numFmt w:val="decimal"/>
+      <w:lvlText w:val="%7."/>
+      <w:lvlJc w:val="left"/>
+      <w:pPr>
+        <w:ind w:left="5040" w:hanging="360"/>
+      </w:pPr>
+    </w:lvl>
+    <w:lvl w:ilvl="7" w:tplc="04090019" w:tentative="1">
+      <w:start w:val="1"/>
+      <w:numFmt w:val="lowerLetter"/>
+      <w:lvlText w:val="%8."/>
+      <w:lvlJc w:val="left"/>
+      <w:pPr>
+        <w:ind w:left="5760" w:hanging="360"/>
+      </w:pPr>
+    </w:lvl>
+    <w:lvl w:ilvl="8" w:tplc="0409001B" w:tentative="1">
+      <w:start w:val="1"/>
+      <w:numFmt w:val="lowerRoman"/>
+      <w:lvlText w:val="%9."/>
+      <w:lvlJc w:val="right"/>
+      <w:pPr>
+        <w:ind w:left="6480" w:hanging="180"/>
+      </w:pPr>
+    </w:lvl>
+  </w:abstractNum>
+  <w:abstractNum w:abstractNumId="3" w15:restartNumberingAfterBreak="0">
     <w:nsid w:val="44912C42"/>
     <w:multiLevelType w:val="hybridMultilevel"/>
     <w:tmpl w:val="567E90EE"/>
@@ -1403,7 +1812,93 @@
       </w:rPr>
     </w:lvl>
   </w:abstractNum>
-  <w:abstractNum w:abstractNumId="3" w15:restartNumberingAfterBreak="0">
+  <w:abstractNum w:abstractNumId="4" w15:restartNumberingAfterBreak="0">
+    <w:nsid w:val="60F31B47"/>
+    <w:multiLevelType w:val="hybridMultilevel"/>
+    <w:tmpl w:val="31563B26"/>
+    <w:lvl w:ilvl="0" w:tplc="10000013">
+      <w:start w:val="1"/>
+      <w:numFmt w:val="upperRoman"/>
+      <w:lvlText w:val="%1."/>
+      <w:lvlJc w:val="right"/>
+      <w:pPr>
+        <w:ind w:left="1080" w:hanging="360"/>
+      </w:pPr>
+    </w:lvl>
+    <w:lvl w:ilvl="1" w:tplc="04090019" w:tentative="1">
+      <w:start w:val="1"/>
+      <w:numFmt w:val="lowerLetter"/>
+      <w:lvlText w:val="%2."/>
+      <w:lvlJc w:val="left"/>
+      <w:pPr>
+        <w:ind w:left="1800" w:hanging="360"/>
+      </w:pPr>
+    </w:lvl>
+    <w:lvl w:ilvl="2" w:tplc="0409001B" w:tentative="1">
+      <w:start w:val="1"/>
+      <w:numFmt w:val="lowerRoman"/>
+      <w:lvlText w:val="%3."/>
+      <w:lvlJc w:val="right"/>
+      <w:pPr>
+        <w:ind w:left="2520" w:hanging="180"/>
+      </w:pPr>
+    </w:lvl>
+    <w:lvl w:ilvl="3" w:tplc="0409000F" w:tentative="1">
+      <w:start w:val="1"/>
+      <w:numFmt w:val="decimal"/>
+      <w:lvlText w:val="%4."/>
+      <w:lvlJc w:val="left"/>
+      <w:pPr>
+        <w:ind w:left="3240" w:hanging="360"/>
+      </w:pPr>
+    </w:lvl>
+    <w:lvl w:ilvl="4" w:tplc="04090019" w:tentative="1">
+      <w:start w:val="1"/>
+      <w:numFmt w:val="lowerLetter"/>
+      <w:lvlText w:val="%5."/>
+      <w:lvlJc w:val="left"/>
+      <w:pPr>
+        <w:ind w:left="3960" w:hanging="360"/>
+      </w:pPr>
+    </w:lvl>
+    <w:lvl w:ilvl="5" w:tplc="0409001B" w:tentative="1">
+      <w:start w:val="1"/>
+      <w:numFmt w:val="lowerRoman"/>
+      <w:lvlText w:val="%6."/>
+      <w:lvlJc w:val="right"/>
+      <w:pPr>
+        <w:ind w:left="4680" w:hanging="180"/>
+      </w:pPr>
+    </w:lvl>
+    <w:lvl w:ilvl="6" w:tplc="0409000F" w:tentative="1">
+      <w:start w:val="1"/>
+      <w:numFmt w:val="decimal"/>
+      <w:lvlText w:val="%7."/>
+      <w:lvlJc w:val="left"/>
+      <w:pPr>
+        <w:ind w:left="5400" w:hanging="360"/>
+      </w:pPr>
+    </w:lvl>
+    <w:lvl w:ilvl="7" w:tplc="04090019" w:tentative="1">
+      <w:start w:val="1"/>
+      <w:numFmt w:val="lowerLetter"/>
+      <w:lvlText w:val="%8."/>
+      <w:lvlJc w:val="left"/>
+      <w:pPr>
+        <w:ind w:left="6120" w:hanging="360"/>
+      </w:pPr>
+    </w:lvl>
+    <w:lvl w:ilvl="8" w:tplc="0409001B" w:tentative="1">
+      <w:start w:val="1"/>
+      <w:numFmt w:val="lowerRoman"/>
+      <w:lvlText w:val="%9."/>
+      <w:lvlJc w:val="right"/>
+      <w:pPr>
+        <w:ind w:left="6840" w:hanging="180"/>
+      </w:pPr>
+    </w:lvl>
+  </w:abstractNum>
+  <w:abstractNum w:abstractNumId="5" w15:restartNumberingAfterBreak="0">
     <w:nsid w:val="654003F2"/>
     <w:multiLevelType w:val="hybridMultilevel"/>
     <w:tmpl w:val="19C618B0"/>
@@ -1516,7 +2011,7 @@
       </w:rPr>
     </w:lvl>
   </w:abstractNum>
-  <w:abstractNum w:abstractNumId="4" w15:restartNumberingAfterBreak="0">
+  <w:abstractNum w:abstractNumId="6" w15:restartNumberingAfterBreak="0">
     <w:nsid w:val="7D741754"/>
     <w:multiLevelType w:val="hybridMultilevel"/>
     <w:tmpl w:val="31E68EAC"/>
@@ -1636,13 +2131,19 @@
     <w:abstractNumId w:val="1"/>
   </w:num>
   <w:num w:numId="3" w16cid:durableId="1305499803">
+    <w:abstractNumId w:val="6"/>
+  </w:num>
+  <w:num w:numId="4" w16cid:durableId="624046344">
+    <w:abstractNumId w:val="3"/>
+  </w:num>
+  <w:num w:numId="5" w16cid:durableId="1655797646">
+    <w:abstractNumId w:val="5"/>
+  </w:num>
+  <w:num w:numId="6" w16cid:durableId="579562205">
     <w:abstractNumId w:val="4"/>
   </w:num>
-  <w:num w:numId="4" w16cid:durableId="624046344">
+  <w:num w:numId="7" w16cid:durableId="790395923">
     <w:abstractNumId w:val="2"/>
-  </w:num>
-  <w:num w:numId="5" w16cid:durableId="1655797646">
-    <w:abstractNumId w:val="3"/>
   </w:num>
 </w:numbering>
 </file>

--- a/UseCase description.docx
+++ b/UseCase description.docx
@@ -35,7 +35,7 @@
         <w:spacing w:before="240"/>
       </w:pPr>
       <w:r>
-        <w:t>At the Mol Sluis station on the Dessel–</w:t>
+        <w:t>At the Mol Sluis on the Dessel–</w:t>
       </w:r>
       <w:proofErr w:type="spellStart"/>
       <w:r>
@@ -59,23 +59,45 @@
       </w:r>
       <w:proofErr w:type="spellEnd"/>
       <w:r>
-        <w:t>: 73626010) — are continuously monitored by the Flemish Hydrological Information Centre (MOW-HIC). These two datasets describe complementary aspects of the canal’s behavior: the water level (stage) in meters and the flow rate (discharge) in cubic meters per second. Integrating these parameters provides a richer, multidimensional view of the canal’s condition, essential for both operational management and scientific analysis. Each record contains timestamps in UTC, the measured value, station coordinates, and metadata identifying the provider and measurement type. To make the data useful for local operations, timestamps are converted to the Europe/Brussels time zone and harmonized into a uniform 15-minute interval dataset.</w:t>
+        <w:t xml:space="preserve">: 73626010) — are continuously monitored by the Flemish Hydrological Information Centre (MOW-HIC). These two datasets describe complementary aspects of the canal’s behavior: the water level (stage) in meters and the flow rate (discharge) in cubic meters per second. </w:t>
+      </w:r>
+      <w:r>
+        <w:rPr>
+          <w:highlight w:val="yellow"/>
+        </w:rPr>
+        <w:t>Integrating these parameters provides a richer, multidimensional view of the canal’s condition, essential for both operational management and scientific analysis.</w:t>
+      </w:r>
+      <w:r>
+        <w:t xml:space="preserve"> Each record contains timestamps in UTC, the measured value, station coordinates, and metadata identifying the provider and measurement type. To make the data useful for local operations, timestamps are converted to the Europe/Brussels time zone and harmonized into a uniform 15-minute interval dataset.</w:t>
       </w:r>
     </w:p>
     <w:p>
       <w:r>
+        <w:rPr>
+          <w:highlight w:val="yellow"/>
+        </w:rPr>
         <w:t xml:space="preserve">For a water data scientist, this integrated dataset enables </w:t>
       </w:r>
       <w:proofErr w:type="gramStart"/>
       <w:r>
+        <w:rPr>
+          <w:highlight w:val="yellow"/>
+        </w:rPr>
         <w:t>a complete</w:t>
       </w:r>
       <w:proofErr w:type="gramEnd"/>
       <w:r>
-        <w:t xml:space="preserve"> monitoring and forecasting workflow. By aligning the stage and discharge data from the same location, the scientist can detect abnormal relationships — for example, sudden increases in water level without corresponding discharge changes, which might indicate a sluice malfunction or obstruction. The dataset also supports short-term forecasting of stage and flow, crucial for navigation safety, sluice operation scheduling, and flood risk management. Using statistical or machine learning models, future water levels and discharges can be predicted up to 72 hours. This helps operators anticipate peak flows, low-water conditions, or abrupt level changes that could affect shipping or infrastructure.</w:t>
+        <w:rPr>
+          <w:highlight w:val="yellow"/>
+        </w:rPr>
+        <w:t xml:space="preserve"> monitoring and forecasting workflow. By aligning the stage and discharge data from the same location, the scientist can detect abnormal relationships — for example, sudden increases in water level without corresponding discharge changes, which might indicate a sluice malfunction or obstruction.</w:t>
+      </w:r>
+      <w:r>
+        <w:t xml:space="preserve"> The dataset also supports short-term forecasting of stage and flow, crucial for navigation safety, sluice operation scheduling, and flood risk management. Using statistical or machine learning models, future water levels and discharges can be predicted up to 72 hours. This helps operators anticipate peak flows, low-water conditions, or abrupt level changes that could affect shipping or infrastructure.</w:t>
       </w:r>
     </w:p>
     <w:p>
+      <w:commentRangeStart w:id="0"/>
       <w:r>
         <w:t xml:space="preserve">Through this integration, the Mol Sluis dataset becomes more than a collection of raw measurements — it becomes an operational intelligence layer for canal management. It supports proactive decision-making by </w:t>
       </w:r>
@@ -84,6 +106,13 @@
       </w:r>
       <w:r>
         <w:t xml:space="preserve"> calibration of hydraulic models, and automated alerts for critical thresholds. Ultimately, this unified dataset empowers the water data scientist to deliver insights that improve safety, efficiency, and resilience in the canal’s daily operations.</w:t>
+      </w:r>
+      <w:commentRangeEnd w:id="0"/>
+      <w:r>
+        <w:rPr>
+          <w:rStyle w:val="CommentReference"/>
+        </w:rPr>
+        <w:commentReference w:id="0"/>
       </w:r>
     </w:p>
     <w:p>
@@ -123,25 +152,13 @@
         <w:t>The</w:t>
       </w:r>
       <w:r>
-        <w:t xml:space="preserve"> vertical distance from the water's surface to a fixed reference point on the riverbed</w:t>
-      </w:r>
-      <w:r>
-        <w:t>.</w:t>
-      </w:r>
-      <w:r>
-        <w:t xml:space="preserve"> It is often </w:t>
-      </w:r>
-      <w:r>
-        <w:t>measured in meters (m) or feet (ft).</w:t>
-      </w:r>
-      <w:r>
-        <w:t xml:space="preserve"> </w:t>
-      </w:r>
-      <w:r>
-        <w:t xml:space="preserve">It indicates </w:t>
-      </w:r>
-      <w:r>
-        <w:t>if the river is "running high" or "running low."</w:t>
+        <w:t xml:space="preserve"> vertical distance from the water's surface to a fixed reference point on the riverbed.</w:t>
+      </w:r>
+      <w:r>
+        <w:t xml:space="preserve"> It is often measured in meters (m) or feet (ft). </w:t>
+      </w:r>
+      <w:r>
+        <w:t>It indicates if the river is "running high" or "running low."</w:t>
       </w:r>
     </w:p>
     <w:p>
@@ -164,22 +181,13 @@
     </w:p>
     <w:p>
       <w:r>
-        <w:t>The amount of water passing through a specific point every second.</w:t>
-      </w:r>
-      <w:r>
-        <w:t xml:space="preserve"> </w:t>
-      </w:r>
-      <w:r>
-        <w:t>It is calculated by multiplying the area of the river (width × depth) by velocity.</w:t>
-      </w:r>
-      <w:r>
-        <w:t xml:space="preserve"> </w:t>
-      </w:r>
-      <w:r>
-        <w:t xml:space="preserve">It is </w:t>
-      </w:r>
-      <w:r>
-        <w:t>measured in cubic meters per second (</w:t>
+        <w:t xml:space="preserve">The amount of water passing through a specific point every second. </w:t>
+      </w:r>
+      <w:r>
+        <w:t xml:space="preserve">It is calculated by multiplying the area of the river (width × depth) by velocity. </w:t>
+      </w:r>
+      <w:r>
+        <w:t>It is measured in cubic meters per second (</w:t>
       </w:r>
       <m:oMath>
         <m:sSup>
@@ -222,16 +230,7 @@
         <w:t xml:space="preserve"> </w:t>
       </w:r>
       <w:r>
-        <w:t xml:space="preserve">If </w:t>
-      </w:r>
-      <w:r>
-        <w:t xml:space="preserve">the Stage (height) </w:t>
-      </w:r>
-      <w:r>
-        <w:t>increases, the Discharge (volume) also increases</w:t>
-      </w:r>
-      <w:r>
-        <w:t>.</w:t>
+        <w:t>If the Stage (height) increases, the Discharge (volume) also increases.</w:t>
       </w:r>
     </w:p>
     <w:p>
@@ -255,13 +254,7 @@
     </w:p>
     <w:p>
       <w:r>
-        <w:t>Th</w:t>
-      </w:r>
-      <w:r>
-        <w:t>e</w:t>
-      </w:r>
-      <w:r>
-        <w:t xml:space="preserve"> portion of rain (or snowmelt</w:t>
+        <w:t>The portion of rain (or snowmelt</w:t>
       </w:r>
       <w:r>
         <w:t>)</w:t>
@@ -276,16 +269,10 @@
         <w:t xml:space="preserve"> It is measured in </w:t>
       </w:r>
       <w:r>
-        <w:t xml:space="preserve"> Liters per second (L/s)</w:t>
-      </w:r>
-      <w:r>
-        <w:t>.</w:t>
-      </w:r>
-      <w:r>
-        <w:t xml:space="preserve"> </w:t>
-      </w:r>
-      <w:r>
-        <w:t xml:space="preserve">It </w:t>
+        <w:t xml:space="preserve"> Liters per second (L/s).</w:t>
+      </w:r>
+      <w:r>
+        <w:t xml:space="preserve"> It </w:t>
       </w:r>
       <w:proofErr w:type="gramStart"/>
       <w:r>
@@ -1311,6 +1298,46 @@
     </w:sectPr>
   </w:body>
 </w:document>
+</file>
+
+<file path=word/comments.xml><?xml version="1.0" encoding="utf-8"?>
+<w:comments xmlns:wpc="http://schemas.microsoft.com/office/word/2010/wordprocessingCanvas" xmlns:cx="http://schemas.microsoft.com/office/drawing/2014/chartex" xmlns:cx1="http://schemas.microsoft.com/office/drawing/2015/9/8/chartex" xmlns:cx2="http://schemas.microsoft.com/office/drawing/2015/10/21/chartex" xmlns:cx3="http://schemas.microsoft.com/office/drawing/2016/5/9/chartex" xmlns:cx4="http://schemas.microsoft.com/office/drawing/2016/5/10/chartex" xmlns:cx5="http://schemas.microsoft.com/office/drawing/2016/5/11/chartex" xmlns:cx6="http://schemas.microsoft.com/office/drawing/2016/5/12/chartex" xmlns:cx7="http://schemas.microsoft.com/office/drawing/2016/5/13/chartex" xmlns:cx8="http://schemas.microsoft.com/office/drawing/2016/5/14/chartex" xmlns:mc="http://schemas.openxmlformats.org/markup-compatibility/2006" xmlns:aink="http://schemas.microsoft.com/office/drawing/2016/ink" xmlns:am3d="http://schemas.microsoft.com/office/drawing/2017/model3d" xmlns:o="urn:schemas-microsoft-com:office:office" xmlns:oel="http://schemas.microsoft.com/office/2019/extlst" xmlns:r="http://schemas.openxmlformats.org/officeDocument/2006/relationships" xmlns:m="http://schemas.openxmlformats.org/officeDocument/2006/math" xmlns:v="urn:schemas-microsoft-com:vml" xmlns:wp14="http://schemas.microsoft.com/office/word/2010/wordprocessingDrawing" xmlns:wp="http://schemas.openxmlformats.org/drawingml/2006/wordprocessingDrawing" xmlns:w10="urn:schemas-microsoft-com:office:word" xmlns:w="http://schemas.openxmlformats.org/wordprocessingml/2006/main" xmlns:w14="http://schemas.microsoft.com/office/word/2010/wordml" xmlns:w15="http://schemas.microsoft.com/office/word/2012/wordml" xmlns:w16cex="http://schemas.microsoft.com/office/word/2018/wordml/cex" xmlns:w16cid="http://schemas.microsoft.com/office/word/2016/wordml/cid" xmlns:w16="http://schemas.microsoft.com/office/word/2018/wordml" xmlns:w16du="http://schemas.microsoft.com/office/word/2023/wordml/word16du" xmlns:w16sdtdh="http://schemas.microsoft.com/office/word/2020/wordml/sdtdatahash" xmlns:w16sdtfl="http://schemas.microsoft.com/office/word/2024/wordml/sdtformatlock" xmlns:w16se="http://schemas.microsoft.com/office/word/2015/wordml/symex" xmlns:wpg="http://schemas.microsoft.com/office/word/2010/wordprocessingGroup" xmlns:wpi="http://schemas.microsoft.com/office/word/2010/wordprocessingInk" xmlns:wne="http://schemas.microsoft.com/office/word/2006/wordml" xmlns:wps="http://schemas.microsoft.com/office/word/2010/wordprocessingShape" mc:Ignorable="w14 w15 w16se w16cid w16 w16cex w16sdtdh w16sdtfl w16du wp14">
+  <w:comment w:id="0" w:author="Shehab Ayman" w:date="2026-03-05T11:07:00Z" w:initials="SA">
+    <w:p>
+      <w:pPr>
+        <w:pStyle w:val="CommentText"/>
+        <w:jc w:val="left"/>
+      </w:pPr>
+      <w:r>
+        <w:rPr>
+          <w:rStyle w:val="CommentReference"/>
+        </w:rPr>
+        <w:annotationRef/>
+      </w:r>
+      <w:r>
+        <w:t>Save to the conclusion maybe?</w:t>
+      </w:r>
+    </w:p>
+  </w:comment>
+</w:comments>
+</file>
+
+<file path=word/commentsExtended.xml><?xml version="1.0" encoding="utf-8"?>
+<w15:commentsEx xmlns:wpc="http://schemas.microsoft.com/office/word/2010/wordprocessingCanvas" xmlns:cx="http://schemas.microsoft.com/office/drawing/2014/chartex" xmlns:cx1="http://schemas.microsoft.com/office/drawing/2015/9/8/chartex" xmlns:cx2="http://schemas.microsoft.com/office/drawing/2015/10/21/chartex" xmlns:cx3="http://schemas.microsoft.com/office/drawing/2016/5/9/chartex" xmlns:cx4="http://schemas.microsoft.com/office/drawing/2016/5/10/chartex" xmlns:cx5="http://schemas.microsoft.com/office/drawing/2016/5/11/chartex" xmlns:cx6="http://schemas.microsoft.com/office/drawing/2016/5/12/chartex" xmlns:cx7="http://schemas.microsoft.com/office/drawing/2016/5/13/chartex" xmlns:cx8="http://schemas.microsoft.com/office/drawing/2016/5/14/chartex" xmlns:mc="http://schemas.openxmlformats.org/markup-compatibility/2006" xmlns:aink="http://schemas.microsoft.com/office/drawing/2016/ink" xmlns:am3d="http://schemas.microsoft.com/office/drawing/2017/model3d" xmlns:o="urn:schemas-microsoft-com:office:office" xmlns:oel="http://schemas.microsoft.com/office/2019/extlst" xmlns:r="http://schemas.openxmlformats.org/officeDocument/2006/relationships" xmlns:m="http://schemas.openxmlformats.org/officeDocument/2006/math" xmlns:v="urn:schemas-microsoft-com:vml" xmlns:wp14="http://schemas.microsoft.com/office/word/2010/wordprocessingDrawing" xmlns:wp="http://schemas.openxmlformats.org/drawingml/2006/wordprocessingDrawing" xmlns:w10="urn:schemas-microsoft-com:office:word" xmlns:w="http://schemas.openxmlformats.org/wordprocessingml/2006/main" xmlns:w14="http://schemas.microsoft.com/office/word/2010/wordml" xmlns:w15="http://schemas.microsoft.com/office/word/2012/wordml" xmlns:w16cex="http://schemas.microsoft.com/office/word/2018/wordml/cex" xmlns:w16cid="http://schemas.microsoft.com/office/word/2016/wordml/cid" xmlns:w16="http://schemas.microsoft.com/office/word/2018/wordml" xmlns:w16du="http://schemas.microsoft.com/office/word/2023/wordml/word16du" xmlns:w16sdtdh="http://schemas.microsoft.com/office/word/2020/wordml/sdtdatahash" xmlns:w16sdtfl="http://schemas.microsoft.com/office/word/2024/wordml/sdtformatlock" xmlns:w16se="http://schemas.microsoft.com/office/word/2015/wordml/symex" xmlns:wpg="http://schemas.microsoft.com/office/word/2010/wordprocessingGroup" xmlns:wpi="http://schemas.microsoft.com/office/word/2010/wordprocessingInk" xmlns:wne="http://schemas.microsoft.com/office/word/2006/wordml" xmlns:wps="http://schemas.microsoft.com/office/word/2010/wordprocessingShape" mc:Ignorable="w14 w15 w16se w16cid w16 w16cex w16sdtdh w16sdtfl w16du wp14">
+  <w15:commentEx w15:paraId="67DC355A" w15:done="0"/>
+</w15:commentsEx>
+</file>
+
+<file path=word/commentsExtensible.xml><?xml version="1.0" encoding="utf-8"?>
+<w16cex:commentsExtensible xmlns:wpc="http://schemas.microsoft.com/office/word/2010/wordprocessingCanvas" xmlns:cx="http://schemas.microsoft.com/office/drawing/2014/chartex" xmlns:cx1="http://schemas.microsoft.com/office/drawing/2015/9/8/chartex" xmlns:cx2="http://schemas.microsoft.com/office/drawing/2015/10/21/chartex" xmlns:cx3="http://schemas.microsoft.com/office/drawing/2016/5/9/chartex" xmlns:cx4="http://schemas.microsoft.com/office/drawing/2016/5/10/chartex" xmlns:cx5="http://schemas.microsoft.com/office/drawing/2016/5/11/chartex" xmlns:cx6="http://schemas.microsoft.com/office/drawing/2016/5/12/chartex" xmlns:cx7="http://schemas.microsoft.com/office/drawing/2016/5/13/chartex" xmlns:cx8="http://schemas.microsoft.com/office/drawing/2016/5/14/chartex" xmlns:cr="http://schemas.microsoft.com/office/comments/2020/reactions" xmlns:mc="http://schemas.openxmlformats.org/markup-compatibility/2006" xmlns:aink="http://schemas.microsoft.com/office/drawing/2016/ink" xmlns:am3d="http://schemas.microsoft.com/office/drawing/2017/model3d" xmlns:o="urn:schemas-microsoft-com:office:office" xmlns:oel="http://schemas.microsoft.com/office/2019/extlst" xmlns:r="http://schemas.openxmlformats.org/officeDocument/2006/relationships" xmlns:m="http://schemas.openxmlformats.org/officeDocument/2006/math" xmlns:v="urn:schemas-microsoft-com:vml" xmlns:wp14="http://schemas.microsoft.com/office/word/2010/wordprocessingDrawing" xmlns:wp="http://schemas.openxmlformats.org/drawingml/2006/wordprocessingDrawing" xmlns:w10="urn:schemas-microsoft-com:office:word" xmlns:w="http://schemas.openxmlformats.org/wordprocessingml/2006/main" xmlns:w14="http://schemas.microsoft.com/office/word/2010/wordml" xmlns:w15="http://schemas.microsoft.com/office/word/2012/wordml" xmlns:w16cex="http://schemas.microsoft.com/office/word/2018/wordml/cex" xmlns:w16cid="http://schemas.microsoft.com/office/word/2016/wordml/cid" xmlns:w16="http://schemas.microsoft.com/office/word/2018/wordml" xmlns:w16du="http://schemas.microsoft.com/office/word/2023/wordml/word16du" xmlns:w16sdtdh="http://schemas.microsoft.com/office/word/2020/wordml/sdtdatahash" xmlns:w16sdtfl="http://schemas.microsoft.com/office/word/2024/wordml/sdtformatlock" xmlns:w16se="http://schemas.microsoft.com/office/word/2015/wordml/symex" xmlns:wpg="http://schemas.microsoft.com/office/word/2010/wordprocessingGroup" xmlns:wpi="http://schemas.microsoft.com/office/word/2010/wordprocessingInk" xmlns:wne="http://schemas.microsoft.com/office/word/2006/wordml" xmlns:wps="http://schemas.microsoft.com/office/word/2010/wordprocessingShape" mc:Ignorable="w14 w15 w16se w16cid w16 w16cex w16sdtdh w16sdtfl cr w16du wp14">
+  <w16cex:commentExtensible w16cex:durableId="7C7C06C0" w16cex:dateUtc="2026-03-05T10:07:00Z"/>
+</w16cex:commentsExtensible>
+</file>
+
+<file path=word/commentsIds.xml><?xml version="1.0" encoding="utf-8"?>
+<w16cid:commentsIds xmlns:wpc="http://schemas.microsoft.com/office/word/2010/wordprocessingCanvas" xmlns:cx="http://schemas.microsoft.com/office/drawing/2014/chartex" xmlns:cx1="http://schemas.microsoft.com/office/drawing/2015/9/8/chartex" xmlns:cx2="http://schemas.microsoft.com/office/drawing/2015/10/21/chartex" xmlns:cx3="http://schemas.microsoft.com/office/drawing/2016/5/9/chartex" xmlns:cx4="http://schemas.microsoft.com/office/drawing/2016/5/10/chartex" xmlns:cx5="http://schemas.microsoft.com/office/drawing/2016/5/11/chartex" xmlns:cx6="http://schemas.microsoft.com/office/drawing/2016/5/12/chartex" xmlns:cx7="http://schemas.microsoft.com/office/drawing/2016/5/13/chartex" xmlns:cx8="http://schemas.microsoft.com/office/drawing/2016/5/14/chartex" xmlns:mc="http://schemas.openxmlformats.org/markup-compatibility/2006" xmlns:aink="http://schemas.microsoft.com/office/drawing/2016/ink" xmlns:am3d="http://schemas.microsoft.com/office/drawing/2017/model3d" xmlns:o="urn:schemas-microsoft-com:office:office" xmlns:oel="http://schemas.microsoft.com/office/2019/extlst" xmlns:r="http://schemas.openxmlformats.org/officeDocument/2006/relationships" xmlns:m="http://schemas.openxmlformats.org/officeDocument/2006/math" xmlns:v="urn:schemas-microsoft-com:vml" xmlns:wp14="http://schemas.microsoft.com/office/word/2010/wordprocessingDrawing" xmlns:wp="http://schemas.openxmlformats.org/drawingml/2006/wordprocessingDrawing" xmlns:w10="urn:schemas-microsoft-com:office:word" xmlns:w="http://schemas.openxmlformats.org/wordprocessingml/2006/main" xmlns:w14="http://schemas.microsoft.com/office/word/2010/wordml" xmlns:w15="http://schemas.microsoft.com/office/word/2012/wordml" xmlns:w16cex="http://schemas.microsoft.com/office/word/2018/wordml/cex" xmlns:w16cid="http://schemas.microsoft.com/office/word/2016/wordml/cid" xmlns:w16="http://schemas.microsoft.com/office/word/2018/wordml" xmlns:w16du="http://schemas.microsoft.com/office/word/2023/wordml/word16du" xmlns:w16sdtdh="http://schemas.microsoft.com/office/word/2020/wordml/sdtdatahash" xmlns:w16sdtfl="http://schemas.microsoft.com/office/word/2024/wordml/sdtformatlock" xmlns:w16se="http://schemas.microsoft.com/office/word/2015/wordml/symex" xmlns:wpg="http://schemas.microsoft.com/office/word/2010/wordprocessingGroup" xmlns:wpi="http://schemas.microsoft.com/office/word/2010/wordprocessingInk" xmlns:wne="http://schemas.microsoft.com/office/word/2006/wordml" xmlns:wps="http://schemas.microsoft.com/office/word/2010/wordprocessingShape" mc:Ignorable="w14 w15 w16se w16cid w16 w16cex w16sdtdh w16sdtfl w16du wp14">
+  <w16cid:commentId w16cid:paraId="67DC355A" w16cid:durableId="7C7C06C0"/>
+</w16cid:commentsIds>
 </file>
 
 <file path=word/numbering.xml><?xml version="1.0" encoding="utf-8"?>
@@ -2146,6 +2173,14 @@
     <w:abstractNumId w:val="2"/>
   </w:num>
 </w:numbering>
+</file>
+
+<file path=word/people.xml><?xml version="1.0" encoding="utf-8"?>
+<w15:people xmlns:wpc="http://schemas.microsoft.com/office/word/2010/wordprocessingCanvas" xmlns:cx="http://schemas.microsoft.com/office/drawing/2014/chartex" xmlns:cx1="http://schemas.microsoft.com/office/drawing/2015/9/8/chartex" xmlns:cx2="http://schemas.microsoft.com/office/drawing/2015/10/21/chartex" xmlns:cx3="http://schemas.microsoft.com/office/drawing/2016/5/9/chartex" xmlns:cx4="http://schemas.microsoft.com/office/drawing/2016/5/10/chartex" xmlns:cx5="http://schemas.microsoft.com/office/drawing/2016/5/11/chartex" xmlns:cx6="http://schemas.microsoft.com/office/drawing/2016/5/12/chartex" xmlns:cx7="http://schemas.microsoft.com/office/drawing/2016/5/13/chartex" xmlns:cx8="http://schemas.microsoft.com/office/drawing/2016/5/14/chartex" xmlns:mc="http://schemas.openxmlformats.org/markup-compatibility/2006" xmlns:aink="http://schemas.microsoft.com/office/drawing/2016/ink" xmlns:am3d="http://schemas.microsoft.com/office/drawing/2017/model3d" xmlns:o="urn:schemas-microsoft-com:office:office" xmlns:oel="http://schemas.microsoft.com/office/2019/extlst" xmlns:r="http://schemas.openxmlformats.org/officeDocument/2006/relationships" xmlns:m="http://schemas.openxmlformats.org/officeDocument/2006/math" xmlns:v="urn:schemas-microsoft-com:vml" xmlns:wp14="http://schemas.microsoft.com/office/word/2010/wordprocessingDrawing" xmlns:wp="http://schemas.openxmlformats.org/drawingml/2006/wordprocessingDrawing" xmlns:w10="urn:schemas-microsoft-com:office:word" xmlns:w="http://schemas.openxmlformats.org/wordprocessingml/2006/main" xmlns:w14="http://schemas.microsoft.com/office/word/2010/wordml" xmlns:w15="http://schemas.microsoft.com/office/word/2012/wordml" xmlns:w16cex="http://schemas.microsoft.com/office/word/2018/wordml/cex" xmlns:w16cid="http://schemas.microsoft.com/office/word/2016/wordml/cid" xmlns:w16="http://schemas.microsoft.com/office/word/2018/wordml" xmlns:w16du="http://schemas.microsoft.com/office/word/2023/wordml/word16du" xmlns:w16sdtdh="http://schemas.microsoft.com/office/word/2020/wordml/sdtdatahash" xmlns:w16sdtfl="http://schemas.microsoft.com/office/word/2024/wordml/sdtformatlock" xmlns:w16se="http://schemas.microsoft.com/office/word/2015/wordml/symex" xmlns:wpg="http://schemas.microsoft.com/office/word/2010/wordprocessingGroup" xmlns:wpi="http://schemas.microsoft.com/office/word/2010/wordprocessingInk" xmlns:wne="http://schemas.microsoft.com/office/word/2006/wordml" xmlns:wps="http://schemas.microsoft.com/office/word/2010/wordprocessingShape" mc:Ignorable="w14 w15 w16se w16cid w16 w16cex w16sdtdh w16sdtfl w16du wp14">
+  <w15:person w15:author="Shehab Ayman">
+    <w15:presenceInfo w15:providerId="AD" w15:userId="S::shehab.ayman@vito.be::0bc262b0-0352-40e9-9eb1-abd6f002738d"/>
+  </w15:person>
+</w15:people>
 </file>
 
 <file path=word/styles.xml><?xml version="1.0" encoding="utf-8"?>
@@ -2755,6 +2790,7 @@
   <w:style w:type="character" w:default="1" w:styleId="DefaultParagraphFont">
     <w:name w:val="Default Paragraph Font"/>
     <w:uiPriority w:val="1"/>
+    <w:semiHidden/>
     <w:unhideWhenUsed/>
   </w:style>
   <w:style w:type="table" w:default="1" w:styleId="TableNormal">
@@ -3273,6 +3309,74 @@
         <w:insideV w:val="single" w:sz="4" w:space="0" w:color="auto"/>
       </w:tblBorders>
     </w:tblPr>
+  </w:style>
+  <w:style w:type="character" w:styleId="CommentReference">
+    <w:name w:val="annotation reference"/>
+    <w:basedOn w:val="DefaultParagraphFont"/>
+    <w:uiPriority w:val="99"/>
+    <w:semiHidden/>
+    <w:unhideWhenUsed/>
+    <w:rsid w:val="00FB6C7B"/>
+    <w:rPr>
+      <w:sz w:val="16"/>
+      <w:szCs w:val="16"/>
+    </w:rPr>
+  </w:style>
+  <w:style w:type="paragraph" w:styleId="CommentText">
+    <w:name w:val="annotation text"/>
+    <w:basedOn w:val="Normal"/>
+    <w:link w:val="CommentTextChar"/>
+    <w:uiPriority w:val="99"/>
+    <w:unhideWhenUsed/>
+    <w:rsid w:val="00FB6C7B"/>
+    <w:pPr>
+      <w:spacing w:line="240" w:lineRule="auto"/>
+    </w:pPr>
+    <w:rPr>
+      <w:sz w:val="20"/>
+      <w:szCs w:val="20"/>
+    </w:rPr>
+  </w:style>
+  <w:style w:type="character" w:customStyle="1" w:styleId="CommentTextChar">
+    <w:name w:val="Comment Text Char"/>
+    <w:basedOn w:val="DefaultParagraphFont"/>
+    <w:link w:val="CommentText"/>
+    <w:uiPriority w:val="99"/>
+    <w:rsid w:val="00FB6C7B"/>
+    <w:rPr>
+      <w:rFonts w:asciiTheme="minorBidi" w:hAnsiTheme="minorBidi"/>
+      <w:sz w:val="20"/>
+      <w:szCs w:val="20"/>
+    </w:rPr>
+  </w:style>
+  <w:style w:type="paragraph" w:styleId="CommentSubject">
+    <w:name w:val="annotation subject"/>
+    <w:basedOn w:val="CommentText"/>
+    <w:next w:val="CommentText"/>
+    <w:link w:val="CommentSubjectChar"/>
+    <w:uiPriority w:val="99"/>
+    <w:semiHidden/>
+    <w:unhideWhenUsed/>
+    <w:rsid w:val="00FB6C7B"/>
+    <w:rPr>
+      <w:b/>
+      <w:bCs/>
+    </w:rPr>
+  </w:style>
+  <w:style w:type="character" w:customStyle="1" w:styleId="CommentSubjectChar">
+    <w:name w:val="Comment Subject Char"/>
+    <w:basedOn w:val="CommentTextChar"/>
+    <w:link w:val="CommentSubject"/>
+    <w:uiPriority w:val="99"/>
+    <w:semiHidden/>
+    <w:rsid w:val="00FB6C7B"/>
+    <w:rPr>
+      <w:rFonts w:asciiTheme="minorBidi" w:hAnsiTheme="minorBidi"/>
+      <w:b/>
+      <w:bCs/>
+      <w:sz w:val="20"/>
+      <w:szCs w:val="20"/>
+    </w:rPr>
   </w:style>
 </w:styles>
 </file>
